--- a/chapter1/letters/Support_Letter_Wrobel.docx
+++ b/chapter1/letters/Support_Letter_Wrobel.docx
@@ -108,7 +108,7 @@
         <w:jc w:val="both"/>
       </w:pPr>
       <w:r>
-        <w:t>Subject to the publishing contract, I intend to contribute the sections on cooling architecture: the heat paths and thermal resistances of the winding, stator cooling from water jackets through in-slot to direct winding cooling, and rotor cooling including the sleeve as a thermal barrier. I have worked on [the thermal management of electrical machines] for [number] years at [institutions], including [the projects to be named here], and would bring that work to the book.</w:t>
+        <w:t>Subject to the publishing contract, I intend to write the chapter on thermal management and cooling: the heat paths and thermal resistances of the winding, the stator cooling architectures from water jackets through in-slot to direct winding cooling, rotor cooling including the retaining sleeve as a thermal barrier, thermal networks and their calibration, transient behaviour under drive cycles, and the magnet temperature that usually turns out to be the binding constraint. I would write it with co-authors of my own choosing where a section calls for a specialism outside my own, and I would answer for the coherence of the chapter as a whole. I have worked on [the thermal management of electrical machines] for [number] years at [institutions], including [the projects to be named here], and would bring that work to the book.</w:t>
       </w:r>
     </w:p>
     <w:p>
